--- a/EXERCICES/LOT IA - IA et assistance generative/IA-05/IA-05_fiche.docx
+++ b/EXERCICES/LOT IA - IA et assistance generative/IA-05/IA-05_fiche.docx
@@ -843,7 +843,7 @@
           <w:i w:val="0"/>
           <w:sz w:val="21"/>
         </w:rPr>
-        <w:t>9 — le nombre de tronçons de plus de 4 mètres.</w:t>
+        <w:t>Un nombre entier : combien de tronçons dépassent la longueur de transport. Le composant fourni en annonce un autre.</w:t>
       </w:r>
     </w:p>
     <w:p>
@@ -1018,6 +1018,75 @@
           <w:sz w:val="18"/>
         </w:rPr>
         <w:t>La zone corrigé. Elle est autonome : les données fournies y sont recopiées, aucun câble ne la relie à la zone sujet.</w:t>
+      </w:r>
+    </w:p>
+    <w:p>
+      <w:pPr>
+        <w:spacing w:before="200" w:after="60"/>
+      </w:pPr>
+      <w:r>
+        <w:rPr>
+          <w:rFonts w:ascii="Calibri" w:hAnsi="Calibri"/>
+          <w:b/>
+          <w:color w:val="444A52"/>
+          <w:sz w:val="22"/>
+        </w:rPr>
+        <w:t>La valeur attendue</w:t>
+      </w:r>
+    </w:p>
+    <w:tbl>
+      <w:tblPr>
+        <w:tblW w:type="auto" w:w="0"/>
+        <w:jc w:val="center"/>
+        <w:tblLook w:firstColumn="1" w:firstRow="1" w:lastColumn="0" w:lastRow="0" w:noHBand="0" w:noVBand="1" w:val="04A0"/>
+      </w:tblPr>
+      <w:tblGrid>
+        <w:gridCol w:w="9298"/>
+      </w:tblGrid>
+      <w:tr>
+        <w:tc>
+          <w:tcPr>
+            <w:tcW w:type="dxa" w:w="9298"/>
+            <w:shd w:val="clear" w:fill="EAF1F8"/>
+            <w:tcBorders>
+              <w:top w:val="single" w:sz="6" w:color="BFC7D1"/>
+              <w:left w:val="single" w:sz="6" w:color="BFC7D1"/>
+              <w:bottom w:val="single" w:sz="6" w:color="BFC7D1"/>
+              <w:right w:val="single" w:sz="6" w:color="BFC7D1"/>
+            </w:tcBorders>
+          </w:tcPr>
+          <w:p>
+            <w:pPr>
+              <w:spacing w:before="120" w:after="120"/>
+            </w:pPr>
+            <w:r>
+              <w:rPr>
+                <w:rFonts w:ascii="Calibri" w:hAnsi="Calibri"/>
+                <w:sz w:val="22"/>
+              </w:rPr>
+              <w:t>9 — le nombre de tronçons de plus de 4 mètres.</w:t>
+            </w:r>
+          </w:p>
+        </w:tc>
+      </w:tr>
+    </w:tbl>
+    <w:p>
+      <w:pPr>
+        <w:spacing w:after="0"/>
+      </w:pPr>
+    </w:p>
+    <w:p>
+      <w:pPr>
+        <w:spacing w:before="0" w:after="80"/>
+      </w:pPr>
+      <w:r>
+        <w:rPr>
+          <w:rFonts w:ascii="Calibri" w:hAnsi="Calibri"/>
+          <w:b w:val="0"/>
+          <w:i/>
+          <w:sz w:val="19"/>
+        </w:rPr>
+        <w:t>Cette valeur ne figure pas sur la fiche remise à l'apprenant : elle y écrirait la réponse.</w:t>
       </w:r>
     </w:p>
     <w:p>

--- a/EXERCICES/LOT IA - IA et assistance generative/IA-05/IA-05_fiche.docx
+++ b/EXERCICES/LOT IA - IA et assistance generative/IA-05/IA-05_fiche.docx
@@ -545,7 +545,7 @@
                 <w:b w:val="0"/>
                 <w:sz w:val="19"/>
               </w:rPr>
-              <w:t>v0.3-260826 — Ind. B — 26/08/2026</w:t>
+              <w:t>v0.4-260901 — Ind. B — 26/08/2026</w:t>
             </w:r>
           </w:p>
         </w:tc>
@@ -1535,7 +1535,7 @@
         <w:color w:val="444A52"/>
         <w:sz w:val="16"/>
       </w:rPr>
-      <w:t>Magpie · IA-05 — Le code qui tourne et se trompe · v0.3-260826 Ind. B</w:t>
+      <w:t>Magpie · IA-05 — Le code qui tourne et se trompe · v0.4-260901 Ind. B</w:t>
     </w:r>
   </w:p>
 </w:ftr>

--- a/EXERCICES/LOT IA - IA et assistance generative/IA-05/IA-05_fiche.docx
+++ b/EXERCICES/LOT IA - IA et assistance generative/IA-05/IA-05_fiche.docx
@@ -545,7 +545,7 @@
                 <w:b w:val="0"/>
                 <w:sz w:val="19"/>
               </w:rPr>
-              <w:t>v0.4-260901 — Ind. B — 26/08/2026</w:t>
+              <w:t>v0.5-260902 — Ind. C — 01/09/2026</w:t>
             </w:r>
           </w:p>
         </w:tc>
@@ -1535,7 +1535,7 @@
         <w:color w:val="444A52"/>
         <w:sz w:val="16"/>
       </w:rPr>
-      <w:t>Magpie · IA-05 — Le code qui tourne et se trompe · v0.4-260901 Ind. B</w:t>
+      <w:t>Magpie · IA-05 — Le code qui tourne et se trompe · v0.5-260902 Ind. C</w:t>
     </w:r>
   </w:p>
 </w:ftr>

--- a/EXERCICES/LOT IA - IA et assistance generative/IA-05/IA-05_fiche.docx
+++ b/EXERCICES/LOT IA - IA et assistance generative/IA-05/IA-05_fiche.docx
@@ -1403,6 +1403,61 @@
           <w:color w:val="444A52"/>
           <w:sz w:val="22"/>
         </w:rPr>
+        <w:t>Limite de la correction automatique</w:t>
+      </w:r>
+    </w:p>
+    <w:tbl>
+      <w:tblPr>
+        <w:tblW w:type="auto" w:w="0"/>
+        <w:jc w:val="center"/>
+        <w:tblLook w:firstColumn="1" w:firstRow="1" w:lastColumn="0" w:lastRow="0" w:noHBand="0" w:noVBand="1" w:val="04A0"/>
+      </w:tblPr>
+      <w:tblGrid>
+        <w:gridCol w:w="9298"/>
+      </w:tblGrid>
+      <w:tr>
+        <w:tc>
+          <w:tcPr>
+            <w:tcW w:type="dxa" w:w="9298"/>
+            <w:shd w:val="clear" w:fill="FDF3D6"/>
+            <w:tcBorders>
+              <w:top w:val="single" w:sz="6" w:color="BFC7D1"/>
+              <w:left w:val="single" w:sz="6" w:color="BFC7D1"/>
+              <w:bottom w:val="single" w:sz="6" w:color="BFC7D1"/>
+              <w:right w:val="single" w:sz="6" w:color="BFC7D1"/>
+            </w:tcBorders>
+          </w:tcPr>
+          <w:p>
+            <w:pPr>
+              <w:spacing w:before="120" w:after="120"/>
+            </w:pPr>
+            <w:r>
+              <w:rPr>
+                <w:rFonts w:ascii="Calibri" w:hAnsi="Calibri"/>
+                <w:sz w:val="20"/>
+              </w:rPr>
+              <w:t>Neuf tronçons prouve que le défaut est CORRIGÉ, pas qu'il est compris. Un apprenant peut remplacer le code entier par le sien et obtenir la bonne valeur sans avoir jamais vu l'erreur — l'exercice demande de la nommer, et cela se lit.</w:t>
+            </w:r>
+          </w:p>
+        </w:tc>
+      </w:tr>
+    </w:tbl>
+    <w:p>
+      <w:pPr>
+        <w:spacing w:after="0"/>
+      </w:pPr>
+    </w:p>
+    <w:p>
+      <w:pPr>
+        <w:spacing w:before="200" w:after="60"/>
+      </w:pPr>
+      <w:r>
+        <w:rPr>
+          <w:rFonts w:ascii="Calibri" w:hAnsi="Calibri"/>
+          <w:b/>
+          <w:color w:val="444A52"/>
+          <w:sz w:val="22"/>
+        </w:rPr>
         <w:t>Pour aller plus loin</w:t>
       </w:r>
     </w:p>
